--- a/pdf/20261008_香盤表_絵コンテ版.docx
+++ b/pdf/20261008_香盤表_絵コンテ版.docx
@@ -40,6 +40,10 @@
         <w:gridCol w:w="2400"/>
       </w:tblGrid>
       <w:tr>
+        <w:trPr>
+          <w:cantSplit/>
+          <w:tblHeader/>
+        </w:trPr>
         <w:tc>
           <w:tcPr>
             <w:tcW w:w="1860" w:type="dxa"/>
@@ -150,6 +154,9 @@
         </w:tc>
       </w:tr>
       <w:tr>
+        <w:trPr>
+          <w:cantSplit/>
+        </w:trPr>
         <w:tc>
           <w:tcPr>
             <w:tcW w:w="1860" w:type="dxa"/>
@@ -215,6 +222,9 @@
         </w:tc>
       </w:tr>
       <w:tr>
+        <w:trPr>
+          <w:cantSplit/>
+        </w:trPr>
         <w:tc>
           <w:tcPr>
             <w:tcW w:w="1860" w:type="dxa"/>
@@ -269,6 +279,9 @@
         </w:tc>
       </w:tr>
       <w:tr>
+        <w:trPr>
+          <w:cantSplit/>
+        </w:trPr>
         <w:tc>
           <w:tcPr>
             <w:tcW w:w="1860" w:type="dxa"/>
@@ -329,6 +342,9 @@
         </w:tc>
       </w:tr>
       <w:tr>
+        <w:trPr>
+          <w:cantSplit/>
+        </w:trPr>
         <w:tc>
           <w:tcPr>
             <w:tcW w:w="1860" w:type="dxa"/>
@@ -440,6 +456,9 @@
         </w:tc>
       </w:tr>
       <w:tr>
+        <w:trPr>
+          <w:cantSplit/>
+        </w:trPr>
         <w:tc>
           <w:tcPr>
             <w:tcW w:w="1860" w:type="dxa"/>
@@ -541,6 +560,9 @@
         </w:tc>
       </w:tr>
       <w:tr>
+        <w:trPr>
+          <w:cantSplit/>
+        </w:trPr>
         <w:tc>
           <w:tcPr>
             <w:tcW w:w="1860" w:type="dxa"/>
@@ -595,6 +617,9 @@
         </w:tc>
       </w:tr>
       <w:tr>
+        <w:trPr>
+          <w:cantSplit/>
+        </w:trPr>
         <w:tc>
           <w:tcPr>
             <w:tcW w:w="1860" w:type="dxa"/>
@@ -658,6 +683,9 @@
         </w:tc>
       </w:tr>
       <w:tr>
+        <w:trPr>
+          <w:cantSplit/>
+        </w:trPr>
         <w:tc>
           <w:tcPr>
             <w:tcW w:w="1860" w:type="dxa"/>
@@ -769,6 +797,9 @@
         </w:tc>
       </w:tr>
       <w:tr>
+        <w:trPr>
+          <w:cantSplit/>
+        </w:trPr>
         <w:tc>
           <w:tcPr>
             <w:tcW w:w="1860" w:type="dxa"/>
@@ -891,6 +922,9 @@
         </w:tc>
       </w:tr>
       <w:tr>
+        <w:trPr>
+          <w:cantSplit/>
+        </w:trPr>
         <w:tc>
           <w:tcPr>
             <w:tcW w:w="1860" w:type="dxa"/>
@@ -1010,6 +1044,9 @@
         </w:tc>
       </w:tr>
       <w:tr>
+        <w:trPr>
+          <w:cantSplit/>
+        </w:trPr>
         <w:tc>
           <w:tcPr>
             <w:tcW w:w="1860" w:type="dxa"/>
@@ -1064,6 +1101,9 @@
         </w:tc>
       </w:tr>
       <w:tr>
+        <w:trPr>
+          <w:cantSplit/>
+        </w:trPr>
         <w:tc>
           <w:tcPr>
             <w:tcW w:w="1860" w:type="dxa"/>
@@ -1124,6 +1164,9 @@
         </w:tc>
       </w:tr>
       <w:tr>
+        <w:trPr>
+          <w:cantSplit/>
+        </w:trPr>
         <w:tc>
           <w:tcPr>
             <w:tcW w:w="1860" w:type="dxa"/>
@@ -1224,6 +1267,9 @@
         </w:tc>
       </w:tr>
       <w:tr>
+        <w:trPr>
+          <w:cantSplit/>
+        </w:trPr>
         <w:tc>
           <w:tcPr>
             <w:tcW w:w="1860" w:type="dxa"/>
@@ -1333,6 +1379,9 @@
         </w:tc>
       </w:tr>
       <w:tr>
+        <w:trPr>
+          <w:cantSplit/>
+        </w:trPr>
         <w:tc>
           <w:tcPr>
             <w:tcW w:w="1860" w:type="dxa"/>
@@ -1387,6 +1436,9 @@
         </w:tc>
       </w:tr>
       <w:tr>
+        <w:trPr>
+          <w:cantSplit/>
+        </w:trPr>
         <w:tc>
           <w:tcPr>
             <w:tcW w:w="1860" w:type="dxa"/>
@@ -1450,6 +1502,9 @@
         </w:tc>
       </w:tr>
       <w:tr>
+        <w:trPr>
+          <w:cantSplit/>
+        </w:trPr>
         <w:tc>
           <w:tcPr>
             <w:tcW w:w="1860" w:type="dxa"/>
@@ -1569,6 +1624,9 @@
         </w:tc>
       </w:tr>
       <w:tr>
+        <w:trPr>
+          <w:cantSplit/>
+        </w:trPr>
         <w:tc>
           <w:tcPr>
             <w:tcW w:w="1860" w:type="dxa"/>
@@ -1629,6 +1687,9 @@
         </w:tc>
       </w:tr>
       <w:tr>
+        <w:trPr>
+          <w:cantSplit/>
+        </w:trPr>
         <w:tc>
           <w:tcPr>
             <w:tcW w:w="1860" w:type="dxa"/>
@@ -1729,6 +1790,9 @@
         </w:tc>
       </w:tr>
       <w:tr>
+        <w:trPr>
+          <w:cantSplit/>
+        </w:trPr>
         <w:tc>
           <w:tcPr>
             <w:tcW w:w="1860" w:type="dxa"/>
@@ -1783,6 +1847,9 @@
         </w:tc>
       </w:tr>
       <w:tr>
+        <w:trPr>
+          <w:cantSplit/>
+        </w:trPr>
         <w:tc>
           <w:tcPr>
             <w:tcW w:w="1860" w:type="dxa"/>
@@ -1876,6 +1943,9 @@
         </w:tc>
       </w:tr>
       <w:tr>
+        <w:trPr>
+          <w:cantSplit/>
+        </w:trPr>
         <w:tc>
           <w:tcPr>
             <w:tcW w:w="1860" w:type="dxa"/>
@@ -1930,6 +2000,9 @@
         </w:tc>
       </w:tr>
       <w:tr>
+        <w:trPr>
+          <w:cantSplit/>
+        </w:trPr>
         <w:tc>
           <w:tcPr>
             <w:tcW w:w="1860" w:type="dxa"/>

--- a/pdf/20261008_香盤表_絵コンテ版.docx
+++ b/pdf/20261008_香盤表_絵コンテ版.docx
@@ -42,7 +42,6 @@
       <w:tr>
         <w:trPr>
           <w:cantSplit/>
-          <w:tblHeader/>
         </w:trPr>
         <w:tc>
           <w:tcPr>
